--- a/LSTM_JM/Notes.docx
+++ b/LSTM_JM/Notes.docx
@@ -4,6 +4,144 @@
   <w:body>
     <w:p>
       <w:pPr>
+        <w:ind w:left="360"/>
+        <w:jc w:val="both"/>
+        <w:rPr>
+          <w:color w:val="000000" w:themeColor="text1"/>
+          <w:u w:val="single"/>
+        </w:rPr>
+      </w:pPr>
+      <w:r>
+        <w:rPr>
+          <w:color w:val="000000" w:themeColor="text1"/>
+          <w:u w:val="single"/>
+        </w:rPr>
+        <w:t># 2. Data</w:t>
+      </w:r>
+    </w:p>
+    <w:p>
+      <w:pPr>
+        <w:ind w:left="360"/>
+        <w:jc w:val="both"/>
+        <w:rPr>
+          <w:color w:val="000000" w:themeColor="text1"/>
+        </w:rPr>
+      </w:pPr>
+      <w:r>
+        <w:rPr>
+          <w:color w:val="000000" w:themeColor="text1"/>
+        </w:rPr>
+        <w:t>The dataset used in this study is sourced from Open-</w:t>
+      </w:r>
+      <w:proofErr w:type="spellStart"/>
+      <w:r>
+        <w:rPr>
+          <w:color w:val="000000" w:themeColor="text1"/>
+        </w:rPr>
+        <w:t>Meteo</w:t>
+      </w:r>
+      <w:proofErr w:type="spellEnd"/>
+      <w:r>
+        <w:rPr>
+          <w:color w:val="000000" w:themeColor="text1"/>
+        </w:rPr>
+        <w:t xml:space="preserve"> and contains hourly Air Quality Index (AQI) values for London. </w:t>
+      </w:r>
+    </w:p>
+    <w:p>
+      <w:pPr>
+        <w:ind w:left="360"/>
+        <w:jc w:val="both"/>
+        <w:rPr>
+          <w:color w:val="000000" w:themeColor="text1"/>
+          <w:u w:val="single"/>
+        </w:rPr>
+      </w:pPr>
+      <w:r>
+        <w:rPr>
+          <w:color w:val="000000" w:themeColor="text1"/>
+          <w:u w:val="single"/>
+        </w:rPr>
+        <w:t># 2.1 Data Transformation</w:t>
+      </w:r>
+    </w:p>
+    <w:p>
+      <w:pPr>
+        <w:ind w:left="360"/>
+        <w:jc w:val="both"/>
+        <w:rPr>
+          <w:color w:val="000000" w:themeColor="text1"/>
+        </w:rPr>
+      </w:pPr>
+      <w:r>
+        <w:rPr>
+          <w:color w:val="000000" w:themeColor="text1"/>
+        </w:rPr>
+        <w:t>The</w:t>
+      </w:r>
+      <w:r>
+        <w:rPr>
+          <w:color w:val="000000" w:themeColor="text1"/>
+        </w:rPr>
+        <w:t xml:space="preserve"> AQI measurements are recorded at an hourly frequency, </w:t>
+      </w:r>
+      <w:r>
+        <w:rPr>
+          <w:color w:val="000000" w:themeColor="text1"/>
+        </w:rPr>
+        <w:t xml:space="preserve">and few </w:t>
+      </w:r>
+      <w:r>
+        <w:rPr>
+          <w:color w:val="000000" w:themeColor="text1"/>
+        </w:rPr>
+        <w:t>minor gaps in the data were observed due to occasional missing values. To address this, linear interpolation was applied to estimate and fill in the missing hourly values</w:t>
+      </w:r>
+      <w:r>
+        <w:rPr>
+          <w:color w:val="000000" w:themeColor="text1"/>
+        </w:rPr>
+        <w:t>, and f</w:t>
+      </w:r>
+      <w:r>
+        <w:rPr>
+          <w:color w:val="000000" w:themeColor="text1"/>
+        </w:rPr>
+        <w:t xml:space="preserve">ollowing this interpolation step, the hourly AQI values were aggregated to obtain daily AQI readings, which </w:t>
+      </w:r>
+      <w:r>
+        <w:rPr>
+          <w:color w:val="000000" w:themeColor="text1"/>
+        </w:rPr>
+        <w:t xml:space="preserve">is used for the </w:t>
+      </w:r>
+      <w:r>
+        <w:rPr>
+          <w:color w:val="000000" w:themeColor="text1"/>
+        </w:rPr>
+        <w:t>forecasting.</w:t>
+      </w:r>
+    </w:p>
+    <w:p>
+      <w:pPr>
+        <w:ind w:left="360"/>
+        <w:jc w:val="both"/>
+        <w:rPr>
+          <w:color w:val="000000" w:themeColor="text1"/>
+          <w:u w:val="single"/>
+        </w:rPr>
+      </w:pPr>
+      <w:r>
+        <w:rPr>
+          <w:color w:val="000000" w:themeColor="text1"/>
+          <w:u w:val="single"/>
+        </w:rPr>
+        <w:t># 2.2 Exploratory Data Analysis</w:t>
+      </w:r>
+    </w:p>
+    <w:p>
+      <w:pPr>
+        <w:ind w:left="360"/>
         <w:jc w:val="both"/>
         <w:rPr>
           <w:b/>
@@ -17,11 +155,80 @@
           <w:bCs/>
           <w:color w:val="000000" w:themeColor="text1"/>
         </w:rPr>
-        <w:t>Air Quality Index (AQI) Forecasting for London Using Stacked LSTM</w:t>
+        <w:t>The AQI plot for London from 2013 to 2025</w:t>
+      </w:r>
+      <w:r>
+        <w:rPr>
+          <w:b/>
+          <w:bCs/>
+          <w:color w:val="000000" w:themeColor="text1"/>
+        </w:rPr>
+        <w:t>.</w:t>
       </w:r>
     </w:p>
     <w:p>
       <w:pPr>
+        <w:ind w:left="360"/>
+        <w:jc w:val="both"/>
+        <w:rPr>
+          <w:color w:val="000000" w:themeColor="text1"/>
+        </w:rPr>
+      </w:pPr>
+      <w:r>
+        <w:rPr>
+          <w:noProof/>
+          <w:color w:val="000000" w:themeColor="text1"/>
+        </w:rPr>
+        <w:drawing>
+          <wp:inline distT="0" distB="0" distL="0" distR="0" wp14:anchorId="393E883D" wp14:editId="55C7B4B5">
+            <wp:extent cx="4084874" cy="2520950"/>
+            <wp:effectExtent l="0" t="0" r="0" b="0"/>
+            <wp:docPr id="1077527267" name="Picture 2"/>
+            <wp:cNvGraphicFramePr>
+              <a:graphicFrameLocks xmlns:a="http://schemas.openxmlformats.org/drawingml/2006/main" noChangeAspect="1"/>
+            </wp:cNvGraphicFramePr>
+            <a:graphic xmlns:a="http://schemas.openxmlformats.org/drawingml/2006/main">
+              <a:graphicData uri="http://schemas.openxmlformats.org/drawingml/2006/picture">
+                <pic:pic xmlns:pic="http://schemas.openxmlformats.org/drawingml/2006/picture">
+                  <pic:nvPicPr>
+                    <pic:cNvPr id="0" name="Picture 2"/>
+                    <pic:cNvPicPr>
+                      <a:picLocks noChangeAspect="1" noChangeArrowheads="1"/>
+                    </pic:cNvPicPr>
+                  </pic:nvPicPr>
+                  <pic:blipFill>
+                    <a:blip r:embed="rId5" cstate="print">
+                      <a:extLst>
+                        <a:ext uri="{28A0092B-C50C-407E-A947-70E740481C1C}">
+                          <a14:useLocalDpi xmlns:a14="http://schemas.microsoft.com/office/drawing/2010/main" val="0"/>
+                        </a:ext>
+                      </a:extLst>
+                    </a:blip>
+                    <a:srcRect/>
+                    <a:stretch>
+                      <a:fillRect/>
+                    </a:stretch>
+                  </pic:blipFill>
+                  <pic:spPr bwMode="auto">
+                    <a:xfrm>
+                      <a:off x="0" y="0"/>
+                      <a:ext cx="4095627" cy="2527586"/>
+                    </a:xfrm>
+                    <a:prstGeom prst="rect">
+                      <a:avLst/>
+                    </a:prstGeom>
+                    <a:noFill/>
+                  </pic:spPr>
+                </pic:pic>
+              </a:graphicData>
+            </a:graphic>
+          </wp:inline>
+        </w:drawing>
+      </w:r>
+    </w:p>
+    <w:p>
+      <w:pPr>
+        <w:ind w:left="360"/>
         <w:jc w:val="both"/>
         <w:rPr>
           <w:b/>
@@ -35,11 +242,12 @@
           <w:bCs/>
           <w:color w:val="000000" w:themeColor="text1"/>
         </w:rPr>
-        <w:t>1. Problem Statement and Forecasting Objective</w:t>
+        <w:t>ACF Plot</w:t>
       </w:r>
     </w:p>
     <w:p>
       <w:pPr>
+        <w:ind w:left="360"/>
         <w:jc w:val="both"/>
         <w:rPr>
           <w:color w:val="000000" w:themeColor="text1"/>
@@ -49,11 +257,12 @@
         <w:rPr>
           <w:color w:val="000000" w:themeColor="text1"/>
         </w:rPr>
-        <w:t>Air pollution is a major concern for urban areas, affecting public health and environmental quality. The goal of this project is to develop a robust time series forecasting model for predicting the Air Quality Index (AQI) in London. This forecast can help policymakers, environmental agencies, and residents take proactive measures to reduce exposure to poor air quality.</w:t>
+        <w:t>The ACF plot indicates some autocorrelation.</w:t>
       </w:r>
     </w:p>
     <w:p>
       <w:pPr>
+        <w:ind w:left="360"/>
         <w:jc w:val="both"/>
         <w:rPr>
           <w:color w:val="000000" w:themeColor="text1"/>
@@ -61,13 +270,59 @@
       </w:pPr>
       <w:r>
         <w:rPr>
-          <w:color w:val="000000" w:themeColor="text1"/>
-        </w:rPr>
-        <w:t>The forecasting objective is to predict the daily AQI using a deep learning model (LSTM) and compare its performance against traditional time series forecasting models such as ARIMA, SARIMA, BSTS, and exponential smoothing.</w:t>
+          <w:noProof/>
+          <w:color w:val="000000" w:themeColor="text1"/>
+        </w:rPr>
+        <w:drawing>
+          <wp:inline distT="0" distB="0" distL="0" distR="0" wp14:anchorId="29699FF8" wp14:editId="42BF8CD7">
+            <wp:extent cx="3241146" cy="2000250"/>
+            <wp:effectExtent l="0" t="0" r="0" b="0"/>
+            <wp:docPr id="1285096048" name="Picture 4"/>
+            <wp:cNvGraphicFramePr>
+              <a:graphicFrameLocks xmlns:a="http://schemas.openxmlformats.org/drawingml/2006/main" noChangeAspect="1"/>
+            </wp:cNvGraphicFramePr>
+            <a:graphic xmlns:a="http://schemas.openxmlformats.org/drawingml/2006/main">
+              <a:graphicData uri="http://schemas.openxmlformats.org/drawingml/2006/picture">
+                <pic:pic xmlns:pic="http://schemas.openxmlformats.org/drawingml/2006/picture">
+                  <pic:nvPicPr>
+                    <pic:cNvPr id="0" name="Picture 3"/>
+                    <pic:cNvPicPr>
+                      <a:picLocks noChangeAspect="1" noChangeArrowheads="1"/>
+                    </pic:cNvPicPr>
+                  </pic:nvPicPr>
+                  <pic:blipFill>
+                    <a:blip r:embed="rId6" cstate="print">
+                      <a:extLst>
+                        <a:ext uri="{28A0092B-C50C-407E-A947-70E740481C1C}">
+                          <a14:useLocalDpi xmlns:a14="http://schemas.microsoft.com/office/drawing/2010/main" val="0"/>
+                        </a:ext>
+                      </a:extLst>
+                    </a:blip>
+                    <a:srcRect/>
+                    <a:stretch>
+                      <a:fillRect/>
+                    </a:stretch>
+                  </pic:blipFill>
+                  <pic:spPr bwMode="auto">
+                    <a:xfrm>
+                      <a:off x="0" y="0"/>
+                      <a:ext cx="3252696" cy="2007378"/>
+                    </a:xfrm>
+                    <a:prstGeom prst="rect">
+                      <a:avLst/>
+                    </a:prstGeom>
+                    <a:noFill/>
+                  </pic:spPr>
+                </pic:pic>
+              </a:graphicData>
+            </a:graphic>
+          </wp:inline>
+        </w:drawing>
       </w:r>
     </w:p>
     <w:p>
       <w:pPr>
+        <w:ind w:left="360"/>
         <w:jc w:val="both"/>
         <w:rPr>
           <w:b/>
@@ -81,137 +336,223 @@
           <w:bCs/>
           <w:color w:val="000000" w:themeColor="text1"/>
         </w:rPr>
-        <w:t>2. Hypotheses and Assumptions</w:t>
+        <w:t>PACF Plot</w:t>
       </w:r>
     </w:p>
     <w:p>
       <w:pPr>
-        <w:numPr>
-          <w:ilvl w:val="0"/>
-          <w:numId w:val="1"/>
-        </w:numPr>
+        <w:ind w:left="360"/>
         <w:jc w:val="both"/>
         <w:rPr>
           <w:color w:val="000000" w:themeColor="text1"/>
         </w:rPr>
       </w:pPr>
       <w:r>
+        <w:rPr>
+          <w:color w:val="000000" w:themeColor="text1"/>
+        </w:rPr>
+        <w:lastRenderedPageBreak/>
+        <w:t xml:space="preserve">The </w:t>
+      </w:r>
+      <w:proofErr w:type="spellStart"/>
+      <w:r>
+        <w:rPr>
+          <w:color w:val="000000" w:themeColor="text1"/>
+        </w:rPr>
+        <w:t>pACF</w:t>
+      </w:r>
+      <w:proofErr w:type="spellEnd"/>
+      <w:r>
+        <w:rPr>
+          <w:color w:val="000000" w:themeColor="text1"/>
+        </w:rPr>
+        <w:t xml:space="preserve"> plot indicates some autocorrelation.</w:t>
+      </w:r>
+    </w:p>
+    <w:p>
+      <w:pPr>
+        <w:ind w:left="360"/>
+        <w:jc w:val="both"/>
         <w:rPr>
           <w:b/>
           <w:bCs/>
           <w:color w:val="000000" w:themeColor="text1"/>
         </w:rPr>
-        <w:t>Data Assumptions</w:t>
-      </w:r>
-      <w:r>
-        <w:rPr>
-          <w:color w:val="000000" w:themeColor="text1"/>
-        </w:rPr>
-        <w:t>: The dataset, sourced from Open-</w:t>
-      </w:r>
-      <w:proofErr w:type="spellStart"/>
-      <w:r>
-        <w:rPr>
-          <w:color w:val="000000" w:themeColor="text1"/>
-        </w:rPr>
-        <w:t>Meteo</w:t>
-      </w:r>
-      <w:proofErr w:type="spellEnd"/>
-      <w:r>
-        <w:rPr>
-          <w:color w:val="000000" w:themeColor="text1"/>
-        </w:rPr>
-        <w:t>, contains hourly AQI values</w:t>
-      </w:r>
-      <w:r>
-        <w:rPr>
-          <w:color w:val="000000" w:themeColor="text1"/>
-        </w:rPr>
-        <w:t xml:space="preserve"> in London</w:t>
-      </w:r>
-      <w:r>
-        <w:rPr>
-          <w:color w:val="000000" w:themeColor="text1"/>
-        </w:rPr>
-        <w:t>. Missing hourly values were linearly interpolated before aggregating to daily AQI. No full days were missing, ensuring data continuity.</w:t>
+      </w:pPr>
+      <w:r>
+        <w:rPr>
+          <w:b/>
+          <w:bCs/>
+          <w:noProof/>
+          <w:color w:val="000000" w:themeColor="text1"/>
+        </w:rPr>
+        <w:drawing>
+          <wp:inline distT="0" distB="0" distL="0" distR="0" wp14:anchorId="231FB93B" wp14:editId="368E0572">
+            <wp:extent cx="3352800" cy="2069156"/>
+            <wp:effectExtent l="0" t="0" r="0" b="7620"/>
+            <wp:docPr id="1514546964" name="Picture 5"/>
+            <wp:cNvGraphicFramePr>
+              <a:graphicFrameLocks xmlns:a="http://schemas.openxmlformats.org/drawingml/2006/main" noChangeAspect="1"/>
+            </wp:cNvGraphicFramePr>
+            <a:graphic xmlns:a="http://schemas.openxmlformats.org/drawingml/2006/main">
+              <a:graphicData uri="http://schemas.openxmlformats.org/drawingml/2006/picture">
+                <pic:pic xmlns:pic="http://schemas.openxmlformats.org/drawingml/2006/picture">
+                  <pic:nvPicPr>
+                    <pic:cNvPr id="0" name="Picture 4"/>
+                    <pic:cNvPicPr>
+                      <a:picLocks noChangeAspect="1" noChangeArrowheads="1"/>
+                    </pic:cNvPicPr>
+                  </pic:nvPicPr>
+                  <pic:blipFill>
+                    <a:blip r:embed="rId7" cstate="print">
+                      <a:extLst>
+                        <a:ext uri="{28A0092B-C50C-407E-A947-70E740481C1C}">
+                          <a14:useLocalDpi xmlns:a14="http://schemas.microsoft.com/office/drawing/2010/main" val="0"/>
+                        </a:ext>
+                      </a:extLst>
+                    </a:blip>
+                    <a:srcRect/>
+                    <a:stretch>
+                      <a:fillRect/>
+                    </a:stretch>
+                  </pic:blipFill>
+                  <pic:spPr bwMode="auto">
+                    <a:xfrm>
+                      <a:off x="0" y="0"/>
+                      <a:ext cx="3360825" cy="2074109"/>
+                    </a:xfrm>
+                    <a:prstGeom prst="rect">
+                      <a:avLst/>
+                    </a:prstGeom>
+                    <a:noFill/>
+                  </pic:spPr>
+                </pic:pic>
+              </a:graphicData>
+            </a:graphic>
+          </wp:inline>
+        </w:drawing>
       </w:r>
     </w:p>
     <w:p>
       <w:pPr>
-        <w:numPr>
-          <w:ilvl w:val="0"/>
-          <w:numId w:val="1"/>
-        </w:numPr>
+        <w:ind w:left="360"/>
         <w:jc w:val="both"/>
-        <w:rPr>
-          <w:color w:val="000000" w:themeColor="text1"/>
-        </w:rPr>
-      </w:pPr>
-      <w:r>
         <w:rPr>
           <w:b/>
           <w:bCs/>
           <w:color w:val="000000" w:themeColor="text1"/>
         </w:rPr>
-        <w:t>AQI Trends</w:t>
-      </w:r>
-      <w:r>
-        <w:rPr>
-          <w:color w:val="000000" w:themeColor="text1"/>
-        </w:rPr>
-        <w:t>: The AQI follows a pattern influenced by weather conditions, traffic, and industrial activity. We assume that past AQI values carry enough signal to predict future AQI trends.</w:t>
+      </w:pPr>
+      <w:r>
+        <w:rPr>
+          <w:b/>
+          <w:bCs/>
+          <w:color w:val="000000" w:themeColor="text1"/>
+        </w:rPr>
+        <w:t>STL Decomposition:</w:t>
       </w:r>
     </w:p>
     <w:p>
       <w:pPr>
-        <w:numPr>
-          <w:ilvl w:val="0"/>
-          <w:numId w:val="1"/>
-        </w:numPr>
+        <w:ind w:left="360"/>
         <w:jc w:val="both"/>
         <w:rPr>
           <w:color w:val="000000" w:themeColor="text1"/>
         </w:rPr>
       </w:pPr>
       <w:r>
+        <w:rPr>
+          <w:color w:val="000000" w:themeColor="text1"/>
+        </w:rPr>
+        <w:t>The STL decomposition shows clear trends and some yearly seasonality.</w:t>
+      </w:r>
+    </w:p>
+    <w:p>
+      <w:pPr>
+        <w:ind w:left="360"/>
+        <w:jc w:val="both"/>
         <w:rPr>
           <w:b/>
           <w:bCs/>
           <w:color w:val="000000" w:themeColor="text1"/>
         </w:rPr>
-        <w:t>Model Assumptions</w:t>
-      </w:r>
-      <w:r>
-        <w:rPr>
-          <w:color w:val="000000" w:themeColor="text1"/>
-        </w:rPr>
-        <w:t xml:space="preserve">: </w:t>
+      </w:pPr>
+      <w:r>
+        <w:rPr>
+          <w:b/>
+          <w:bCs/>
+          <w:noProof/>
+          <w:color w:val="000000" w:themeColor="text1"/>
+        </w:rPr>
+        <w:drawing>
+          <wp:inline distT="0" distB="0" distL="0" distR="0" wp14:anchorId="5136BC20" wp14:editId="7EB9C3AF">
+            <wp:extent cx="3829050" cy="2363070"/>
+            <wp:effectExtent l="0" t="0" r="0" b="0"/>
+            <wp:docPr id="483060989" name="Picture 7"/>
+            <wp:cNvGraphicFramePr>
+              <a:graphicFrameLocks xmlns:a="http://schemas.openxmlformats.org/drawingml/2006/main" noChangeAspect="1"/>
+            </wp:cNvGraphicFramePr>
+            <a:graphic xmlns:a="http://schemas.openxmlformats.org/drawingml/2006/main">
+              <a:graphicData uri="http://schemas.openxmlformats.org/drawingml/2006/picture">
+                <pic:pic xmlns:pic="http://schemas.openxmlformats.org/drawingml/2006/picture">
+                  <pic:nvPicPr>
+                    <pic:cNvPr id="0" name="Picture 5"/>
+                    <pic:cNvPicPr>
+                      <a:picLocks noChangeAspect="1" noChangeArrowheads="1"/>
+                    </pic:cNvPicPr>
+                  </pic:nvPicPr>
+                  <pic:blipFill>
+                    <a:blip r:embed="rId8" cstate="print">
+                      <a:extLst>
+                        <a:ext uri="{28A0092B-C50C-407E-A947-70E740481C1C}">
+                          <a14:useLocalDpi xmlns:a14="http://schemas.microsoft.com/office/drawing/2010/main" val="0"/>
+                        </a:ext>
+                      </a:extLst>
+                    </a:blip>
+                    <a:srcRect/>
+                    <a:stretch>
+                      <a:fillRect/>
+                    </a:stretch>
+                  </pic:blipFill>
+                  <pic:spPr bwMode="auto">
+                    <a:xfrm>
+                      <a:off x="0" y="0"/>
+                      <a:ext cx="3838551" cy="2368934"/>
+                    </a:xfrm>
+                    <a:prstGeom prst="rect">
+                      <a:avLst/>
+                    </a:prstGeom>
+                    <a:noFill/>
+                  </pic:spPr>
+                </pic:pic>
+              </a:graphicData>
+            </a:graphic>
+          </wp:inline>
+        </w:drawing>
       </w:r>
     </w:p>
     <w:p>
       <w:pPr>
-        <w:numPr>
-          <w:ilvl w:val="1"/>
-          <w:numId w:val="1"/>
-        </w:numPr>
+        <w:ind w:left="360"/>
         <w:jc w:val="both"/>
         <w:rPr>
-          <w:color w:val="000000" w:themeColor="text1"/>
-        </w:rPr>
-      </w:pPr>
-      <w:r>
-        <w:rPr>
-          <w:color w:val="000000" w:themeColor="text1"/>
-        </w:rPr>
-        <w:t>LSTMs can capture long-term dependencies and nonlinear patterns better than traditional time series models.</w:t>
+          <w:b/>
+          <w:bCs/>
+          <w:color w:val="000000" w:themeColor="text1"/>
+        </w:rPr>
+      </w:pPr>
+      <w:r>
+        <w:rPr>
+          <w:b/>
+          <w:bCs/>
+          <w:color w:val="000000" w:themeColor="text1"/>
+        </w:rPr>
+        <w:t>Stationarity tests:</w:t>
       </w:r>
     </w:p>
     <w:p>
       <w:pPr>
-        <w:numPr>
-          <w:ilvl w:val="1"/>
-          <w:numId w:val="1"/>
-        </w:numPr>
+        <w:ind w:left="360"/>
         <w:jc w:val="both"/>
         <w:rPr>
           <w:color w:val="000000" w:themeColor="text1"/>
@@ -221,11 +562,12 @@
         <w:rPr>
           <w:color w:val="000000" w:themeColor="text1"/>
         </w:rPr>
-        <w:t>A stacked LSTM architecture will improve predictive accuracy by learning hierarchical time dependencies.</w:t>
+        <w:t>We conducted ADF and KPSS test for the data, and notice ADF test indicating stationarity for the data, but the KPSS test indicates non-stationarity for the non-differenced data and indicates stationarity for the differenced data.</w:t>
       </w:r>
     </w:p>
     <w:p>
       <w:pPr>
+        <w:ind w:left="360"/>
         <w:jc w:val="both"/>
         <w:rPr>
           <w:b/>
@@ -239,101 +581,421 @@
           <w:bCs/>
           <w:color w:val="000000" w:themeColor="text1"/>
         </w:rPr>
-        <w:t>3. Data Properties</w:t>
+        <w:t>Outliers:</w:t>
       </w:r>
     </w:p>
     <w:p>
       <w:pPr>
-        <w:numPr>
-          <w:ilvl w:val="0"/>
-          <w:numId w:val="2"/>
-        </w:numPr>
+        <w:ind w:left="360"/>
         <w:jc w:val="both"/>
         <w:rPr>
           <w:color w:val="000000" w:themeColor="text1"/>
         </w:rPr>
       </w:pPr>
       <w:r>
+        <w:rPr>
+          <w:color w:val="000000" w:themeColor="text1"/>
+        </w:rPr>
+        <w:t>The AQI values were inspected for outliers. Although some values deviated significantly from the mean, they were still within a reasonable AQI range and were retained in the dataset.</w:t>
+      </w:r>
+    </w:p>
+    <w:p>
+      <w:pPr>
+        <w:ind w:left="360"/>
+        <w:jc w:val="both"/>
         <w:rPr>
           <w:b/>
           <w:bCs/>
           <w:color w:val="000000" w:themeColor="text1"/>
         </w:rPr>
-        <w:t>Stationarity</w:t>
-      </w:r>
-      <w:r>
-        <w:rPr>
-          <w:color w:val="000000" w:themeColor="text1"/>
-        </w:rPr>
-        <w:t>: AQI data was checked for trends and seasonality. No differencing was applied since LSTMs can learn trends inherently.</w:t>
+      </w:pPr>
+      <w:r>
+        <w:rPr>
+          <w:b/>
+          <w:bCs/>
+          <w:color w:val="000000" w:themeColor="text1"/>
+        </w:rPr>
+        <w:t># 3.4 LSTM</w:t>
       </w:r>
     </w:p>
     <w:p>
       <w:pPr>
-        <w:numPr>
-          <w:ilvl w:val="0"/>
-          <w:numId w:val="2"/>
-        </w:numPr>
+        <w:ind w:left="360"/>
         <w:jc w:val="both"/>
         <w:rPr>
           <w:color w:val="000000" w:themeColor="text1"/>
         </w:rPr>
       </w:pPr>
       <w:r>
+        <w:rPr>
+          <w:color w:val="000000" w:themeColor="text1"/>
+        </w:rPr>
+        <w:t xml:space="preserve">We used LSTM because it </w:t>
+      </w:r>
+      <w:r>
+        <w:rPr>
+          <w:color w:val="000000" w:themeColor="text1"/>
+        </w:rPr>
+        <w:t>outperform</w:t>
+      </w:r>
+      <w:r>
+        <w:rPr>
+          <w:color w:val="000000" w:themeColor="text1"/>
+        </w:rPr>
+        <w:t>s</w:t>
+      </w:r>
+      <w:r>
+        <w:rPr>
+          <w:color w:val="000000" w:themeColor="text1"/>
+        </w:rPr>
+        <w:t xml:space="preserve"> traditional models for complex, nonlinear time series data, especially when long-term dependencies exist</w:t>
+      </w:r>
+      <w:r>
+        <w:rPr>
+          <w:color w:val="000000" w:themeColor="text1"/>
+        </w:rPr>
+        <w:t>.</w:t>
+      </w:r>
+      <w:r>
+        <w:rPr>
+          <w:color w:val="000000" w:themeColor="text1"/>
+        </w:rPr>
+        <w:t xml:space="preserve"> We created a </w:t>
+      </w:r>
+      <w:r>
+        <w:rPr>
+          <w:color w:val="000000" w:themeColor="text1"/>
+        </w:rPr>
+        <w:t xml:space="preserve">stacked </w:t>
+      </w:r>
+      <w:r>
+        <w:rPr>
+          <w:color w:val="000000" w:themeColor="text1"/>
+        </w:rPr>
+        <w:t xml:space="preserve">model with double layer LSTM for learning timeseries data and two dense </w:t>
+      </w:r>
+      <w:r>
+        <w:rPr>
+          <w:color w:val="000000" w:themeColor="text1"/>
+        </w:rPr>
+        <w:lastRenderedPageBreak/>
+        <w:t>layers for predicting output, and our sequence window was for 60 days. The model was trained for 5 epochs and gave great predictions.</w:t>
+      </w:r>
+    </w:p>
+    <w:p>
+      <w:pPr>
+        <w:ind w:left="360"/>
+        <w:jc w:val="both"/>
+        <w:rPr>
+          <w:color w:val="000000" w:themeColor="text1"/>
+        </w:rPr>
+      </w:pPr>
+      <w:r>
+        <w:rPr>
+          <w:color w:val="000000" w:themeColor="text1"/>
+        </w:rPr>
+        <w:drawing>
+          <wp:inline distT="0" distB="0" distL="0" distR="0" wp14:anchorId="58315A1E" wp14:editId="62AD6CE8">
+            <wp:extent cx="5731510" cy="2326005"/>
+            <wp:effectExtent l="0" t="0" r="2540" b="0"/>
+            <wp:docPr id="1486800803" name="Picture 1" descr="A graph of blue and orange lines&#10;&#10;AI-generated content may be incorrect."/>
+            <wp:cNvGraphicFramePr>
+              <a:graphicFrameLocks xmlns:a="http://schemas.openxmlformats.org/drawingml/2006/main" noChangeAspect="1"/>
+            </wp:cNvGraphicFramePr>
+            <a:graphic xmlns:a="http://schemas.openxmlformats.org/drawingml/2006/main">
+              <a:graphicData uri="http://schemas.openxmlformats.org/drawingml/2006/picture">
+                <pic:pic xmlns:pic="http://schemas.openxmlformats.org/drawingml/2006/picture">
+                  <pic:nvPicPr>
+                    <pic:cNvPr id="1486800803" name="Picture 1" descr="A graph of blue and orange lines&#10;&#10;AI-generated content may be incorrect."/>
+                    <pic:cNvPicPr/>
+                  </pic:nvPicPr>
+                  <pic:blipFill>
+                    <a:blip r:embed="rId9"/>
+                    <a:stretch>
+                      <a:fillRect/>
+                    </a:stretch>
+                  </pic:blipFill>
+                  <pic:spPr>
+                    <a:xfrm>
+                      <a:off x="0" y="0"/>
+                      <a:ext cx="5731510" cy="2326005"/>
+                    </a:xfrm>
+                    <a:prstGeom prst="rect">
+                      <a:avLst/>
+                    </a:prstGeom>
+                  </pic:spPr>
+                </pic:pic>
+              </a:graphicData>
+            </a:graphic>
+          </wp:inline>
+        </w:drawing>
+      </w:r>
+    </w:p>
+    <w:p>
+      <w:pPr>
+        <w:ind w:left="360"/>
+        <w:jc w:val="both"/>
+        <w:rPr>
+          <w:color w:val="000000" w:themeColor="text1"/>
+        </w:rPr>
+      </w:pPr>
+      <w:r>
+        <w:rPr>
+          <w:color w:val="000000" w:themeColor="text1"/>
+        </w:rPr>
+        <w:t xml:space="preserve">The prediction residuals are non-correlated, which also indicates that it is a good model. </w:t>
+      </w:r>
+    </w:p>
+    <w:p>
+      <w:pPr>
+        <w:ind w:left="360"/>
+        <w:jc w:val="both"/>
+        <w:rPr>
+          <w:color w:val="000000" w:themeColor="text1"/>
+        </w:rPr>
+      </w:pPr>
+      <w:r>
+        <w:rPr>
+          <w:color w:val="000000" w:themeColor="text1"/>
+        </w:rPr>
+        <w:drawing>
+          <wp:inline distT="0" distB="0" distL="0" distR="0" wp14:anchorId="462EFDD8" wp14:editId="02B400A8">
+            <wp:extent cx="5731510" cy="3157855"/>
+            <wp:effectExtent l="0" t="0" r="2540" b="4445"/>
+            <wp:docPr id="1784804727" name="Picture 1" descr="A graph with red dots&#10;&#10;AI-generated content may be incorrect."/>
+            <wp:cNvGraphicFramePr>
+              <a:graphicFrameLocks xmlns:a="http://schemas.openxmlformats.org/drawingml/2006/main" noChangeAspect="1"/>
+            </wp:cNvGraphicFramePr>
+            <a:graphic xmlns:a="http://schemas.openxmlformats.org/drawingml/2006/main">
+              <a:graphicData uri="http://schemas.openxmlformats.org/drawingml/2006/picture">
+                <pic:pic xmlns:pic="http://schemas.openxmlformats.org/drawingml/2006/picture">
+                  <pic:nvPicPr>
+                    <pic:cNvPr id="1784804727" name="Picture 1" descr="A graph with red dots&#10;&#10;AI-generated content may be incorrect."/>
+                    <pic:cNvPicPr/>
+                  </pic:nvPicPr>
+                  <pic:blipFill>
+                    <a:blip r:embed="rId10"/>
+                    <a:stretch>
+                      <a:fillRect/>
+                    </a:stretch>
+                  </pic:blipFill>
+                  <pic:spPr>
+                    <a:xfrm>
+                      <a:off x="0" y="0"/>
+                      <a:ext cx="5731510" cy="3157855"/>
+                    </a:xfrm>
+                    <a:prstGeom prst="rect">
+                      <a:avLst/>
+                    </a:prstGeom>
+                  </pic:spPr>
+                </pic:pic>
+              </a:graphicData>
+            </a:graphic>
+          </wp:inline>
+        </w:drawing>
+      </w:r>
+    </w:p>
+    <w:p>
+      <w:pPr>
+        <w:ind w:left="360"/>
+        <w:jc w:val="both"/>
+        <w:rPr>
+          <w:color w:val="000000" w:themeColor="text1"/>
+        </w:rPr>
+      </w:pPr>
+      <w:r>
+        <w:rPr>
+          <w:color w:val="000000" w:themeColor="text1"/>
+        </w:rPr>
+        <w:t>We evaluated our model with RMSE, and had better results compared to other simpler models.</w:t>
+      </w:r>
+    </w:p>
+    <w:p>
+      <w:pPr>
+        <w:ind w:left="360"/>
+        <w:jc w:val="both"/>
+        <w:rPr>
+          <w:color w:val="000000" w:themeColor="text1"/>
+        </w:rPr>
+      </w:pPr>
+      <w:r>
+        <w:rPr>
+          <w:color w:val="000000" w:themeColor="text1"/>
+        </w:rPr>
+        <w:t>Train RMSE: 11.4</w:t>
+      </w:r>
+    </w:p>
+    <w:p>
+      <w:pPr>
+        <w:ind w:left="360"/>
+        <w:jc w:val="both"/>
+        <w:rPr>
+          <w:color w:val="000000" w:themeColor="text1"/>
+        </w:rPr>
+      </w:pPr>
+      <w:r>
+        <w:rPr>
+          <w:color w:val="000000" w:themeColor="text1"/>
+        </w:rPr>
+        <w:t>Test RMSE: 10.2</w:t>
+      </w:r>
+    </w:p>
+    <w:p>
+      <w:pPr>
+        <w:ind w:left="360"/>
+        <w:jc w:val="both"/>
+        <w:rPr>
+          <w:color w:val="000000" w:themeColor="text1"/>
+        </w:rPr>
+      </w:pPr>
+      <w:r>
+        <w:rPr>
+          <w:color w:val="000000" w:themeColor="text1"/>
+        </w:rPr>
+        <w:t>Train MAE: 8.7</w:t>
+      </w:r>
+    </w:p>
+    <w:p>
+      <w:pPr>
+        <w:ind w:left="360"/>
+        <w:jc w:val="both"/>
+        <w:rPr>
+          <w:color w:val="000000" w:themeColor="text1"/>
+        </w:rPr>
+      </w:pPr>
+      <w:r>
+        <w:rPr>
+          <w:color w:val="000000" w:themeColor="text1"/>
+        </w:rPr>
+        <w:t>Test MAE: 8.7</w:t>
+      </w:r>
+    </w:p>
+    <w:p>
+      <w:pPr>
+        <w:ind w:left="360"/>
+        <w:jc w:val="both"/>
+        <w:rPr>
+          <w:color w:val="000000" w:themeColor="text1"/>
+        </w:rPr>
+      </w:pPr>
+      <w:r>
+        <w:rPr>
+          <w:color w:val="000000" w:themeColor="text1"/>
+        </w:rPr>
+        <w:t>Train MAPE: 19.5</w:t>
+      </w:r>
+    </w:p>
+    <w:p>
+      <w:pPr>
+        <w:ind w:left="360"/>
+        <w:jc w:val="both"/>
+        <w:rPr>
+          <w:color w:val="000000" w:themeColor="text1"/>
+        </w:rPr>
+      </w:pPr>
+      <w:r>
+        <w:rPr>
+          <w:color w:val="000000" w:themeColor="text1"/>
+        </w:rPr>
+        <w:lastRenderedPageBreak/>
+        <w:t>Test MAPE: 19.5</w:t>
+      </w:r>
+    </w:p>
+    <w:p>
+      <w:pPr>
+        <w:ind w:left="360"/>
+        <w:jc w:val="both"/>
+        <w:rPr>
+          <w:color w:val="000000" w:themeColor="text1"/>
+        </w:rPr>
+      </w:pPr>
+      <w:r>
+        <w:rPr>
+          <w:color w:val="000000" w:themeColor="text1"/>
+        </w:rPr>
+        <w:t>Our LSTM model also outperforms when evaluated against the Naïve Persistence base model, which is simply assuming the next value to be same as today’s value.</w:t>
+      </w:r>
+    </w:p>
+    <w:p>
+      <w:pPr>
+        <w:ind w:left="360"/>
+        <w:jc w:val="both"/>
+        <w:rPr>
+          <w:color w:val="000000" w:themeColor="text1"/>
+        </w:rPr>
+      </w:pPr>
+      <w:r>
+        <w:rPr>
+          <w:color w:val="000000" w:themeColor="text1"/>
+        </w:rPr>
+        <w:t>Naive Persistence Model RMSE: 10.6</w:t>
+      </w:r>
+    </w:p>
+    <w:p>
+      <w:pPr>
+        <w:ind w:left="360"/>
+        <w:jc w:val="both"/>
+        <w:rPr>
+          <w:color w:val="000000" w:themeColor="text1"/>
+        </w:rPr>
+      </w:pPr>
+      <w:r>
+        <w:rPr>
+          <w:color w:val="000000" w:themeColor="text1"/>
+        </w:rPr>
+        <w:t>Naive Persistence Model MAE: 8.4</w:t>
+      </w:r>
+    </w:p>
+    <w:p>
+      <w:pPr>
+        <w:ind w:left="360"/>
+        <w:jc w:val="both"/>
+        <w:rPr>
+          <w:color w:val="000000" w:themeColor="text1"/>
+        </w:rPr>
+      </w:pPr>
+      <w:r>
+        <w:rPr>
+          <w:color w:val="000000" w:themeColor="text1"/>
+        </w:rPr>
+        <w:t>Naive Persistence Model MAPE: 19.2</w:t>
+      </w:r>
+    </w:p>
+    <w:p>
+      <w:pPr>
+        <w:ind w:left="360"/>
+        <w:jc w:val="both"/>
         <w:rPr>
           <w:b/>
           <w:bCs/>
           <w:color w:val="000000" w:themeColor="text1"/>
         </w:rPr>
-        <w:t>Correlations</w:t>
-      </w:r>
-      <w:r>
-        <w:rPr>
-          <w:color w:val="000000" w:themeColor="text1"/>
-        </w:rPr>
-        <w:t>: The dataset only includes AQI values, so no correlation analysis with external variables was performed.</w:t>
-      </w:r>
+      </w:pPr>
     </w:p>
     <w:p>
       <w:pPr>
-        <w:numPr>
-          <w:ilvl w:val="0"/>
-          <w:numId w:val="2"/>
-        </w:numPr>
+        <w:ind w:left="360"/>
         <w:jc w:val="both"/>
-        <w:rPr>
-          <w:color w:val="000000" w:themeColor="text1"/>
-        </w:rPr>
-      </w:pPr>
-      <w:r>
         <w:rPr>
           <w:b/>
           <w:bCs/>
           <w:color w:val="000000" w:themeColor="text1"/>
-        </w:rPr>
-        <w:t>Distributions</w:t>
-      </w:r>
-      <w:r>
-        <w:rPr>
-          <w:color w:val="000000" w:themeColor="text1"/>
-        </w:rPr>
-        <w:t xml:space="preserve">: The AQI values were inspected for outliers. Although some values deviated significantly from the mean, they were still within a reasonable </w:t>
-      </w:r>
-      <w:r>
-        <w:rPr>
-          <w:color w:val="000000" w:themeColor="text1"/>
-        </w:rPr>
-        <w:t xml:space="preserve">AQI </w:t>
-      </w:r>
-      <w:r>
-        <w:rPr>
-          <w:color w:val="000000" w:themeColor="text1"/>
-        </w:rPr>
-        <w:t>range and were retained in the dataset.</w:t>
+          <w:u w:val="single"/>
+        </w:rPr>
+      </w:pPr>
+      <w:r>
+        <w:rPr>
+          <w:b/>
+          <w:bCs/>
+          <w:color w:val="000000" w:themeColor="text1"/>
+          <w:u w:val="single"/>
+        </w:rPr>
+        <w:t>Data Citation:</w:t>
       </w:r>
     </w:p>
     <w:p>
       <w:pPr>
+        <w:ind w:left="360"/>
         <w:jc w:val="both"/>
         <w:rPr>
           <w:b/>
@@ -347,15 +1009,46 @@
           <w:bCs/>
           <w:color w:val="000000" w:themeColor="text1"/>
         </w:rPr>
-        <w:t>4. Data Processing Steps</w:t>
+        <w:t xml:space="preserve">Open </w:t>
+      </w:r>
+      <w:proofErr w:type="spellStart"/>
+      <w:r>
+        <w:rPr>
+          <w:b/>
+          <w:bCs/>
+          <w:color w:val="000000" w:themeColor="text1"/>
+        </w:rPr>
+        <w:t>Meteo</w:t>
+      </w:r>
+      <w:proofErr w:type="spellEnd"/>
+      <w:r>
+        <w:rPr>
+          <w:b/>
+          <w:bCs/>
+          <w:color w:val="000000" w:themeColor="text1"/>
+        </w:rPr>
+        <w:t xml:space="preserve"> (</w:t>
+      </w:r>
+      <w:r>
+        <w:rPr>
+          <w:b/>
+          <w:bCs/>
+          <w:color w:val="000000" w:themeColor="text1"/>
+        </w:rPr>
+        <w:t>https://open-meteo.com/en/docs/air-quality-api</w:t>
+      </w:r>
+      <w:r>
+        <w:rPr>
+          <w:b/>
+          <w:bCs/>
+          <w:color w:val="000000" w:themeColor="text1"/>
+        </w:rPr>
+        <w:t>)</w:t>
       </w:r>
     </w:p>
     <w:p>
       <w:pPr>
-        <w:numPr>
-          <w:ilvl w:val="0"/>
-          <w:numId w:val="3"/>
-        </w:numPr>
+        <w:ind w:left="360"/>
         <w:jc w:val="both"/>
         <w:rPr>
           <w:color w:val="000000" w:themeColor="text1"/>
@@ -363,744 +1056,234 @@
       </w:pPr>
       <w:r>
         <w:rPr>
-          <w:b/>
-          <w:bCs/>
-          <w:color w:val="000000" w:themeColor="text1"/>
-        </w:rPr>
-        <w:t>Missing Data Handling</w:t>
-      </w:r>
-      <w:r>
-        <w:rPr>
-          <w:color w:val="000000" w:themeColor="text1"/>
-        </w:rPr>
-        <w:t>: Hourly missing values were filled using linear interpolation, ensuring smooth daily aggregation.</w:t>
-      </w:r>
-    </w:p>
-    <w:p>
-      <w:pPr>
-        <w:numPr>
-          <w:ilvl w:val="0"/>
-          <w:numId w:val="3"/>
-        </w:numPr>
-        <w:jc w:val="both"/>
-        <w:rPr>
-          <w:color w:val="000000" w:themeColor="text1"/>
-        </w:rPr>
-      </w:pPr>
-      <w:r>
-        <w:rPr>
-          <w:b/>
-          <w:bCs/>
-          <w:color w:val="000000" w:themeColor="text1"/>
-        </w:rPr>
-        <w:lastRenderedPageBreak/>
-        <w:t>Outlier Detection</w:t>
-      </w:r>
-      <w:r>
-        <w:rPr>
-          <w:color w:val="000000" w:themeColor="text1"/>
-        </w:rPr>
-        <w:t>: Extreme AQI values were reviewed, but since they fell within reasonable bounds, no adjustments were made.</w:t>
-      </w:r>
-    </w:p>
-    <w:p>
-      <w:pPr>
-        <w:jc w:val="both"/>
-        <w:rPr>
-          <w:b/>
-          <w:bCs/>
-          <w:color w:val="000000" w:themeColor="text1"/>
-        </w:rPr>
-      </w:pPr>
-      <w:r>
-        <w:rPr>
-          <w:b/>
-          <w:bCs/>
-          <w:color w:val="000000" w:themeColor="text1"/>
-        </w:rPr>
-        <w:t>5. Feature Engineering</w:t>
-      </w:r>
-    </w:p>
-    <w:p>
-      <w:pPr>
-        <w:jc w:val="both"/>
-        <w:rPr>
-          <w:color w:val="000000" w:themeColor="text1"/>
-        </w:rPr>
-      </w:pPr>
-      <w:r>
-        <w:rPr>
-          <w:color w:val="000000" w:themeColor="text1"/>
-        </w:rPr>
-        <w:t>Since the dataset contains only AQI values, minimal feature engineering was required. However, the following preprocessing steps were taken:</w:t>
-      </w:r>
-    </w:p>
-    <w:p>
-      <w:pPr>
-        <w:numPr>
-          <w:ilvl w:val="0"/>
-          <w:numId w:val="4"/>
-        </w:numPr>
-        <w:jc w:val="both"/>
-        <w:rPr>
-          <w:color w:val="000000" w:themeColor="text1"/>
-        </w:rPr>
-      </w:pPr>
-      <w:r>
-        <w:rPr>
-          <w:b/>
-          <w:bCs/>
-          <w:color w:val="000000" w:themeColor="text1"/>
-        </w:rPr>
-        <w:t>Sequence Length Selection</w:t>
-      </w:r>
-      <w:r>
-        <w:rPr>
-          <w:color w:val="000000" w:themeColor="text1"/>
-        </w:rPr>
-        <w:t>: Historical AQI values over a rolling window (</w:t>
+          <w:color w:val="000000" w:themeColor="text1"/>
+        </w:rPr>
+        <w:t xml:space="preserve">METEO FRANCE, </w:t>
       </w:r>
       <w:proofErr w:type="spellStart"/>
       <w:r>
         <w:rPr>
           <w:color w:val="000000" w:themeColor="text1"/>
         </w:rPr>
-        <w:t>seq_length</w:t>
+        <w:t>Institut</w:t>
       </w:r>
       <w:proofErr w:type="spellEnd"/>
       <w:r>
         <w:rPr>
           <w:color w:val="000000" w:themeColor="text1"/>
         </w:rPr>
-        <w:t>) were used as input features.</w:t>
-      </w:r>
-    </w:p>
-    <w:p>
-      <w:pPr>
-        <w:jc w:val="both"/>
-        <w:rPr>
-          <w:b/>
-          <w:bCs/>
-          <w:color w:val="000000" w:themeColor="text1"/>
-        </w:rPr>
-      </w:pPr>
-      <w:r>
-        <w:rPr>
-          <w:b/>
-          <w:bCs/>
-          <w:color w:val="000000" w:themeColor="text1"/>
-        </w:rPr>
-        <w:t>6. Modeling Approaches and Justifications</w:t>
-      </w:r>
-    </w:p>
-    <w:p>
-      <w:pPr>
-        <w:jc w:val="both"/>
-        <w:rPr>
-          <w:color w:val="000000" w:themeColor="text1"/>
-        </w:rPr>
-      </w:pPr>
-      <w:r>
-        <w:rPr>
-          <w:color w:val="000000" w:themeColor="text1"/>
-        </w:rPr>
-        <w:t>Four different time series forecasting methods were evaluated:</w:t>
-      </w:r>
-    </w:p>
-    <w:p>
-      <w:pPr>
-        <w:numPr>
-          <w:ilvl w:val="0"/>
-          <w:numId w:val="5"/>
-        </w:numPr>
-        <w:jc w:val="both"/>
-        <w:rPr>
-          <w:color w:val="000000" w:themeColor="text1"/>
-        </w:rPr>
-      </w:pPr>
-      <w:r>
-        <w:rPr>
-          <w:b/>
-          <w:bCs/>
-          <w:color w:val="000000" w:themeColor="text1"/>
-        </w:rPr>
-        <w:t>ARIMA/SARIMA</w:t>
-      </w:r>
-      <w:r>
-        <w:rPr>
-          <w:color w:val="000000" w:themeColor="text1"/>
-        </w:rPr>
-        <w:t>: Assumes linear dependencies in data but struggles with long-term dependencies.</w:t>
-      </w:r>
-    </w:p>
-    <w:p>
-      <w:pPr>
-        <w:numPr>
-          <w:ilvl w:val="0"/>
-          <w:numId w:val="5"/>
-        </w:numPr>
-        <w:jc w:val="both"/>
-        <w:rPr>
-          <w:color w:val="000000" w:themeColor="text1"/>
-        </w:rPr>
-      </w:pPr>
-      <w:r>
-        <w:rPr>
-          <w:b/>
-          <w:bCs/>
-          <w:color w:val="000000" w:themeColor="text1"/>
-        </w:rPr>
-        <w:t>BSTS (Bayesian Structural Time Series)</w:t>
-      </w:r>
-      <w:r>
-        <w:rPr>
-          <w:color w:val="000000" w:themeColor="text1"/>
-        </w:rPr>
-        <w:t>: Captures uncertainty well but may not handle nonlinear trends effectively.</w:t>
-      </w:r>
-    </w:p>
-    <w:p>
-      <w:pPr>
-        <w:numPr>
-          <w:ilvl w:val="0"/>
-          <w:numId w:val="5"/>
-        </w:numPr>
-        <w:jc w:val="both"/>
-        <w:rPr>
-          <w:color w:val="000000" w:themeColor="text1"/>
-        </w:rPr>
-      </w:pPr>
-      <w:r>
-        <w:rPr>
-          <w:b/>
-          <w:bCs/>
-          <w:color w:val="000000" w:themeColor="text1"/>
-        </w:rPr>
-        <w:t>Exponential Smoothing</w:t>
-      </w:r>
-      <w:r>
-        <w:rPr>
-          <w:color w:val="000000" w:themeColor="text1"/>
-        </w:rPr>
-        <w:t>: Works well for smooth trends but lacks the ability to model complex dependencies.</w:t>
-      </w:r>
-    </w:p>
-    <w:p>
-      <w:pPr>
-        <w:numPr>
-          <w:ilvl w:val="0"/>
-          <w:numId w:val="5"/>
-        </w:numPr>
-        <w:jc w:val="both"/>
-        <w:rPr>
-          <w:color w:val="000000" w:themeColor="text1"/>
-        </w:rPr>
-      </w:pPr>
-      <w:r>
-        <w:rPr>
-          <w:b/>
-          <w:bCs/>
-          <w:color w:val="000000" w:themeColor="text1"/>
-        </w:rPr>
-        <w:t>Stacked LSTM (Our Model)</w:t>
-      </w:r>
-      <w:r>
-        <w:rPr>
-          <w:color w:val="000000" w:themeColor="text1"/>
-        </w:rPr>
-        <w:t>: A deep learning model capable of learning long-term dependencies in time series data.</w:t>
-      </w:r>
-    </w:p>
-    <w:p>
-      <w:pPr>
-        <w:jc w:val="both"/>
-        <w:rPr>
-          <w:b/>
-          <w:bCs/>
-          <w:color w:val="000000" w:themeColor="text1"/>
-        </w:rPr>
-      </w:pPr>
-      <w:r>
-        <w:rPr>
-          <w:b/>
-          <w:bCs/>
-          <w:color w:val="000000" w:themeColor="text1"/>
-        </w:rPr>
-        <w:t>Stacked LSTM Architecture</w:t>
-      </w:r>
-    </w:p>
-    <w:p>
-      <w:pPr>
-        <w:numPr>
-          <w:ilvl w:val="0"/>
-          <w:numId w:val="6"/>
-        </w:numPr>
-        <w:jc w:val="both"/>
-        <w:rPr>
-          <w:color w:val="000000" w:themeColor="text1"/>
-        </w:rPr>
-      </w:pPr>
-      <w:r>
-        <w:rPr>
-          <w:b/>
-          <w:bCs/>
-          <w:color w:val="000000" w:themeColor="text1"/>
-        </w:rPr>
-        <w:t>First LSTM Layer</w:t>
-      </w:r>
-      <w:r>
-        <w:rPr>
-          <w:color w:val="000000" w:themeColor="text1"/>
-        </w:rPr>
-        <w:t>: Captures sequential dependencies and returns sequences for further processing.</w:t>
-      </w:r>
-    </w:p>
-    <w:p>
-      <w:pPr>
-        <w:numPr>
-          <w:ilvl w:val="0"/>
-          <w:numId w:val="6"/>
-        </w:numPr>
-        <w:jc w:val="both"/>
-        <w:rPr>
-          <w:color w:val="000000" w:themeColor="text1"/>
-        </w:rPr>
-      </w:pPr>
-      <w:r>
-        <w:rPr>
-          <w:b/>
-          <w:bCs/>
-          <w:color w:val="000000" w:themeColor="text1"/>
-        </w:rPr>
-        <w:t>Second LSTM Layer</w:t>
-      </w:r>
-      <w:r>
-        <w:rPr>
-          <w:color w:val="000000" w:themeColor="text1"/>
-        </w:rPr>
-        <w:t>: Refines learned patterns and outputs a final sequence representation.</w:t>
-      </w:r>
-    </w:p>
-    <w:p>
-      <w:pPr>
-        <w:numPr>
-          <w:ilvl w:val="0"/>
-          <w:numId w:val="6"/>
-        </w:numPr>
-        <w:jc w:val="both"/>
-        <w:rPr>
-          <w:color w:val="000000" w:themeColor="text1"/>
-        </w:rPr>
-      </w:pPr>
-      <w:r>
-        <w:rPr>
-          <w:b/>
-          <w:bCs/>
-          <w:color w:val="000000" w:themeColor="text1"/>
-        </w:rPr>
-        <w:t>Dense Layers</w:t>
-      </w:r>
-      <w:r>
-        <w:rPr>
-          <w:color w:val="000000" w:themeColor="text1"/>
-        </w:rPr>
-        <w:t>: Map the extracted features to a final AQI prediction.</w:t>
-      </w:r>
-    </w:p>
-    <w:p>
-      <w:pPr>
-        <w:jc w:val="both"/>
-        <w:rPr>
-          <w:b/>
-          <w:bCs/>
-          <w:color w:val="000000" w:themeColor="text1"/>
-        </w:rPr>
-      </w:pPr>
-      <w:r>
-        <w:rPr>
-          <w:b/>
-          <w:bCs/>
-          <w:color w:val="000000" w:themeColor="text1"/>
-        </w:rPr>
-        <w:t>Why LSTM?</w:t>
-      </w:r>
-    </w:p>
-    <w:p>
-      <w:pPr>
-        <w:jc w:val="both"/>
-        <w:rPr>
-          <w:color w:val="000000" w:themeColor="text1"/>
-        </w:rPr>
-      </w:pPr>
-      <w:r>
-        <w:rPr>
-          <w:color w:val="000000" w:themeColor="text1"/>
-        </w:rPr>
-        <w:t>LSTMs outperform traditional models for complex, nonlinear time series data, especially when long-term dependencies exist. The model was trained using mean squared error (MSE) loss and optimized using Adam.</w:t>
-      </w:r>
-    </w:p>
-    <w:p>
-      <w:pPr>
-        <w:jc w:val="both"/>
-        <w:rPr>
-          <w:b/>
-          <w:bCs/>
-          <w:color w:val="000000" w:themeColor="text1"/>
-        </w:rPr>
-      </w:pPr>
-      <w:r>
-        <w:rPr>
-          <w:b/>
-          <w:bCs/>
-          <w:color w:val="000000" w:themeColor="text1"/>
-        </w:rPr>
-        <w:t>7. Results and Performance Analysis</w:t>
-      </w:r>
-    </w:p>
-    <w:p>
-      <w:pPr>
-        <w:jc w:val="both"/>
-        <w:rPr>
-          <w:b/>
-          <w:bCs/>
-          <w:color w:val="000000" w:themeColor="text1"/>
-        </w:rPr>
-      </w:pPr>
-      <w:r>
-        <w:rPr>
-          <w:b/>
-          <w:bCs/>
-          <w:color w:val="000000" w:themeColor="text1"/>
-        </w:rPr>
-        <w:t>Evaluation Metrics</w:t>
-      </w:r>
-    </w:p>
-    <w:p>
-      <w:pPr>
-        <w:jc w:val="both"/>
-        <w:rPr>
-          <w:color w:val="000000" w:themeColor="text1"/>
-        </w:rPr>
-      </w:pPr>
-      <w:r>
-        <w:rPr>
-          <w:color w:val="000000" w:themeColor="text1"/>
-        </w:rPr>
-        <w:t>The model was evaluated using:</w:t>
-      </w:r>
-    </w:p>
-    <w:p>
-      <w:pPr>
-        <w:numPr>
-          <w:ilvl w:val="0"/>
-          <w:numId w:val="7"/>
-        </w:numPr>
-        <w:jc w:val="both"/>
-        <w:rPr>
-          <w:color w:val="000000" w:themeColor="text1"/>
-        </w:rPr>
-      </w:pPr>
-      <w:r>
-        <w:rPr>
-          <w:b/>
-          <w:bCs/>
-          <w:color w:val="000000" w:themeColor="text1"/>
-        </w:rPr>
-        <w:t>Root Mean Square Error (RMSE)</w:t>
-      </w:r>
-    </w:p>
-    <w:p>
-      <w:pPr>
-        <w:numPr>
-          <w:ilvl w:val="0"/>
-          <w:numId w:val="7"/>
-        </w:numPr>
-        <w:jc w:val="both"/>
-        <w:rPr>
-          <w:color w:val="000000" w:themeColor="text1"/>
-        </w:rPr>
-      </w:pPr>
-      <w:r>
-        <w:rPr>
-          <w:b/>
-          <w:bCs/>
-          <w:color w:val="000000" w:themeColor="text1"/>
-        </w:rPr>
-        <w:lastRenderedPageBreak/>
-        <w:t>Mean Absolute Error (MAE)</w:t>
-      </w:r>
-    </w:p>
-    <w:p>
-      <w:pPr>
-        <w:numPr>
-          <w:ilvl w:val="0"/>
-          <w:numId w:val="7"/>
-        </w:numPr>
-        <w:jc w:val="both"/>
-        <w:rPr>
-          <w:color w:val="000000" w:themeColor="text1"/>
-        </w:rPr>
-      </w:pPr>
-      <w:r>
-        <w:rPr>
-          <w:b/>
-          <w:bCs/>
-          <w:color w:val="000000" w:themeColor="text1"/>
-        </w:rPr>
-        <w:t>Mean Absolute Percentage Error (MAPE)</w:t>
-      </w:r>
-    </w:p>
-    <w:p>
-      <w:pPr>
-        <w:jc w:val="both"/>
-        <w:rPr>
-          <w:color w:val="000000" w:themeColor="text1"/>
-        </w:rPr>
-      </w:pPr>
-      <w:r>
-        <w:rPr>
-          <w:b/>
-          <w:bCs/>
-          <w:color w:val="000000" w:themeColor="text1"/>
-        </w:rPr>
-        <w:t>Key Findings:</w:t>
-      </w:r>
-    </w:p>
-    <w:p>
-      <w:pPr>
-        <w:numPr>
-          <w:ilvl w:val="0"/>
-          <w:numId w:val="8"/>
-        </w:numPr>
-        <w:jc w:val="both"/>
-        <w:rPr>
-          <w:color w:val="000000" w:themeColor="text1"/>
-        </w:rPr>
-      </w:pPr>
-      <w:r>
-        <w:rPr>
-          <w:color w:val="000000" w:themeColor="text1"/>
-        </w:rPr>
-        <w:t>The stacked LSTM model outperformed traditional models in terms of RMSE, indicating better generalization.</w:t>
-      </w:r>
-    </w:p>
-    <w:p>
-      <w:pPr>
-        <w:jc w:val="both"/>
-        <w:rPr>
-          <w:b/>
-          <w:bCs/>
-          <w:color w:val="000000" w:themeColor="text1"/>
-        </w:rPr>
-      </w:pPr>
-      <w:r>
-        <w:rPr>
-          <w:b/>
-          <w:bCs/>
-          <w:color w:val="000000" w:themeColor="text1"/>
-        </w:rPr>
-        <w:t>8. Future Work &amp; Improvements</w:t>
-      </w:r>
-    </w:p>
-    <w:p>
-      <w:pPr>
-        <w:jc w:val="both"/>
-        <w:rPr>
-          <w:color w:val="000000" w:themeColor="text1"/>
-        </w:rPr>
-      </w:pPr>
-      <w:r>
-        <w:rPr>
-          <w:color w:val="000000" w:themeColor="text1"/>
-        </w:rPr>
-        <w:t>While the current model performs well, several improvements can be explored:</w:t>
-      </w:r>
-    </w:p>
-    <w:p>
-      <w:pPr>
-        <w:numPr>
-          <w:ilvl w:val="0"/>
-          <w:numId w:val="9"/>
-        </w:numPr>
-        <w:jc w:val="both"/>
-        <w:rPr>
-          <w:color w:val="000000" w:themeColor="text1"/>
-        </w:rPr>
-      </w:pPr>
-      <w:r>
-        <w:rPr>
-          <w:b/>
-          <w:bCs/>
-          <w:color w:val="000000" w:themeColor="text1"/>
-        </w:rPr>
-        <w:t>Incorporating External Features</w:t>
-      </w:r>
-      <w:r>
-        <w:rPr>
-          <w:color w:val="000000" w:themeColor="text1"/>
-        </w:rPr>
-        <w:t>: Adding weather conditions (temperature, humidity, wind speed) and traffic data could improve predictive accuracy.</w:t>
-      </w:r>
-    </w:p>
-    <w:p>
-      <w:pPr>
-        <w:numPr>
-          <w:ilvl w:val="0"/>
-          <w:numId w:val="9"/>
-        </w:numPr>
-        <w:jc w:val="both"/>
-        <w:rPr>
-          <w:color w:val="000000" w:themeColor="text1"/>
-        </w:rPr>
-      </w:pPr>
-      <w:r>
-        <w:rPr>
-          <w:b/>
-          <w:bCs/>
-          <w:color w:val="000000" w:themeColor="text1"/>
-        </w:rPr>
-        <w:t>Hyperparameter Tuning</w:t>
-      </w:r>
-      <w:r>
-        <w:rPr>
-          <w:color w:val="000000" w:themeColor="text1"/>
-        </w:rPr>
-        <w:t>: Experimenting with different LSTM layer sizes, dropout rates, and learning rates using Bayesian optimization or grid search.</w:t>
-      </w:r>
-    </w:p>
-    <w:p>
-      <w:pPr>
-        <w:numPr>
-          <w:ilvl w:val="0"/>
-          <w:numId w:val="9"/>
-        </w:numPr>
-        <w:jc w:val="both"/>
-        <w:rPr>
-          <w:color w:val="000000" w:themeColor="text1"/>
-        </w:rPr>
-      </w:pPr>
-      <w:r>
-        <w:rPr>
-          <w:b/>
-          <w:bCs/>
-          <w:color w:val="000000" w:themeColor="text1"/>
-        </w:rPr>
-        <w:t>Transformation</w:t>
-      </w:r>
-      <w:r>
-        <w:rPr>
-          <w:color w:val="000000" w:themeColor="text1"/>
-        </w:rPr>
-        <w:t xml:space="preserve">: The data </w:t>
-      </w:r>
-      <w:r>
-        <w:rPr>
-          <w:color w:val="000000" w:themeColor="text1"/>
-        </w:rPr>
-        <w:t>can be</w:t>
-      </w:r>
-      <w:r>
-        <w:rPr>
-          <w:color w:val="000000" w:themeColor="text1"/>
-        </w:rPr>
-        <w:t xml:space="preserve"> normalized before feeding it into the LSTM model to improve convergence during training.</w:t>
-      </w:r>
-    </w:p>
-    <w:p>
-      <w:pPr>
-        <w:numPr>
-          <w:ilvl w:val="0"/>
-          <w:numId w:val="9"/>
-        </w:numPr>
-        <w:jc w:val="both"/>
-        <w:rPr>
-          <w:color w:val="000000" w:themeColor="text1"/>
-        </w:rPr>
-      </w:pPr>
-      <w:r>
-        <w:rPr>
-          <w:b/>
-          <w:bCs/>
-          <w:color w:val="000000" w:themeColor="text1"/>
-        </w:rPr>
-        <w:t xml:space="preserve">Model </w:t>
+        <w:t xml:space="preserve"> national de </w:t>
       </w:r>
       <w:proofErr w:type="spellStart"/>
       <w:r>
         <w:rPr>
-          <w:b/>
-          <w:bCs/>
-          <w:color w:val="000000" w:themeColor="text1"/>
-        </w:rPr>
-        <w:t>Ensembling</w:t>
+          <w:color w:val="000000" w:themeColor="text1"/>
+        </w:rPr>
+        <w:t>l'environnement</w:t>
       </w:r>
       <w:proofErr w:type="spellEnd"/>
       <w:r>
         <w:rPr>
           <w:color w:val="000000" w:themeColor="text1"/>
         </w:rPr>
-        <w:t>: Combining LSTM with other models (e.g., hybrid ARIMA-LSTM) to leverage both statistical and deep learning strengths.</w:t>
-      </w:r>
-    </w:p>
-    <w:p>
-      <w:pPr>
-        <w:numPr>
-          <w:ilvl w:val="0"/>
-          <w:numId w:val="9"/>
-        </w:numPr>
-        <w:jc w:val="both"/>
-        <w:rPr>
-          <w:color w:val="000000" w:themeColor="text1"/>
-        </w:rPr>
-      </w:pPr>
-      <w:r>
-        <w:rPr>
-          <w:b/>
-          <w:bCs/>
-          <w:color w:val="000000" w:themeColor="text1"/>
-        </w:rPr>
-        <w:t>Baseline Comparison</w:t>
-      </w:r>
-      <w:r>
-        <w:rPr>
-          <w:color w:val="000000" w:themeColor="text1"/>
-        </w:rPr>
-        <w:t>: Implementing a simple persistence model as a reference point to quantify how much the LSTM improves predictions.</w:t>
-      </w:r>
-    </w:p>
-    <w:p>
-      <w:pPr>
-        <w:numPr>
-          <w:ilvl w:val="0"/>
-          <w:numId w:val="9"/>
-        </w:numPr>
-        <w:jc w:val="both"/>
-        <w:rPr>
-          <w:color w:val="000000" w:themeColor="text1"/>
-        </w:rPr>
-      </w:pPr>
-      <w:r>
-        <w:rPr>
-          <w:b/>
-          <w:bCs/>
-          <w:color w:val="000000" w:themeColor="text1"/>
-        </w:rPr>
-        <w:t>Attention Mechanism</w:t>
-      </w:r>
-      <w:r>
-        <w:rPr>
-          <w:color w:val="000000" w:themeColor="text1"/>
-        </w:rPr>
-        <w:t>: Using an attention-based LSTM to better capture important time steps in AQI fluctuations.</w:t>
-      </w:r>
-    </w:p>
-    <w:p>
-      <w:pPr>
-        <w:jc w:val="both"/>
-        <w:rPr>
-          <w:color w:val="000000" w:themeColor="text1"/>
-        </w:rPr>
-      </w:pPr>
+        <w:t xml:space="preserve"> </w:t>
+      </w:r>
+      <w:proofErr w:type="spellStart"/>
+      <w:r>
+        <w:rPr>
+          <w:color w:val="000000" w:themeColor="text1"/>
+        </w:rPr>
+        <w:t>industriel</w:t>
+      </w:r>
+      <w:proofErr w:type="spellEnd"/>
+      <w:r>
+        <w:rPr>
+          <w:color w:val="000000" w:themeColor="text1"/>
+        </w:rPr>
+        <w:t xml:space="preserve"> et des </w:t>
+      </w:r>
+      <w:proofErr w:type="spellStart"/>
+      <w:r>
+        <w:rPr>
+          <w:color w:val="000000" w:themeColor="text1"/>
+        </w:rPr>
+        <w:t>risques</w:t>
+      </w:r>
+      <w:proofErr w:type="spellEnd"/>
+      <w:r>
+        <w:rPr>
+          <w:color w:val="000000" w:themeColor="text1"/>
+        </w:rPr>
+        <w:t xml:space="preserve"> (</w:t>
+      </w:r>
+      <w:proofErr w:type="spellStart"/>
+      <w:r>
+        <w:rPr>
+          <w:color w:val="000000" w:themeColor="text1"/>
+        </w:rPr>
+        <w:t>Ineris</w:t>
+      </w:r>
+      <w:proofErr w:type="spellEnd"/>
+      <w:r>
+        <w:rPr>
+          <w:color w:val="000000" w:themeColor="text1"/>
+        </w:rPr>
+        <w:t xml:space="preserve">), Aarhus University, Norwegian Meteorological Institute (MET Norway), Jülich </w:t>
+      </w:r>
+      <w:proofErr w:type="spellStart"/>
+      <w:r>
+        <w:rPr>
+          <w:color w:val="000000" w:themeColor="text1"/>
+        </w:rPr>
+        <w:t>Institut</w:t>
+      </w:r>
+      <w:proofErr w:type="spellEnd"/>
+      <w:r>
+        <w:rPr>
+          <w:color w:val="000000" w:themeColor="text1"/>
+        </w:rPr>
+        <w:t xml:space="preserve"> für Energie- und </w:t>
+      </w:r>
+      <w:proofErr w:type="spellStart"/>
+      <w:r>
+        <w:rPr>
+          <w:color w:val="000000" w:themeColor="text1"/>
+        </w:rPr>
+        <w:t>Klimaforschung</w:t>
+      </w:r>
+      <w:proofErr w:type="spellEnd"/>
+      <w:r>
+        <w:rPr>
+          <w:color w:val="000000" w:themeColor="text1"/>
+        </w:rPr>
+        <w:t xml:space="preserve"> (IEK), Institute of Environmental Protection – National Research Institute (IEP-NRI), </w:t>
+      </w:r>
+      <w:proofErr w:type="spellStart"/>
+      <w:r>
+        <w:rPr>
+          <w:color w:val="000000" w:themeColor="text1"/>
+        </w:rPr>
+        <w:t>Koninklijk</w:t>
+      </w:r>
+      <w:proofErr w:type="spellEnd"/>
+      <w:r>
+        <w:rPr>
+          <w:color w:val="000000" w:themeColor="text1"/>
+        </w:rPr>
+        <w:t xml:space="preserve"> </w:t>
+      </w:r>
+      <w:proofErr w:type="spellStart"/>
+      <w:r>
+        <w:rPr>
+          <w:color w:val="000000" w:themeColor="text1"/>
+        </w:rPr>
+        <w:t>Nederlands</w:t>
+      </w:r>
+      <w:proofErr w:type="spellEnd"/>
+      <w:r>
+        <w:rPr>
+          <w:color w:val="000000" w:themeColor="text1"/>
+        </w:rPr>
+        <w:t xml:space="preserve"> </w:t>
+      </w:r>
+      <w:proofErr w:type="spellStart"/>
+      <w:r>
+        <w:rPr>
+          <w:color w:val="000000" w:themeColor="text1"/>
+        </w:rPr>
+        <w:t>Meteorologisch</w:t>
+      </w:r>
+      <w:proofErr w:type="spellEnd"/>
+      <w:r>
+        <w:rPr>
+          <w:color w:val="000000" w:themeColor="text1"/>
+        </w:rPr>
+        <w:t xml:space="preserve"> </w:t>
+      </w:r>
+      <w:proofErr w:type="spellStart"/>
+      <w:r>
+        <w:rPr>
+          <w:color w:val="000000" w:themeColor="text1"/>
+        </w:rPr>
+        <w:t>Instituut</w:t>
+      </w:r>
+      <w:proofErr w:type="spellEnd"/>
+      <w:r>
+        <w:rPr>
+          <w:color w:val="000000" w:themeColor="text1"/>
+        </w:rPr>
+        <w:t xml:space="preserve"> (KNMI), </w:t>
+      </w:r>
+      <w:proofErr w:type="spellStart"/>
+      <w:r>
+        <w:rPr>
+          <w:color w:val="000000" w:themeColor="text1"/>
+        </w:rPr>
+        <w:t>Nederlandse</w:t>
+      </w:r>
+      <w:proofErr w:type="spellEnd"/>
+      <w:r>
+        <w:rPr>
+          <w:color w:val="000000" w:themeColor="text1"/>
+        </w:rPr>
+        <w:t xml:space="preserve"> </w:t>
+      </w:r>
+      <w:proofErr w:type="spellStart"/>
+      <w:r>
+        <w:rPr>
+          <w:color w:val="000000" w:themeColor="text1"/>
+        </w:rPr>
+        <w:t>Organisatie</w:t>
+      </w:r>
+      <w:proofErr w:type="spellEnd"/>
+      <w:r>
+        <w:rPr>
+          <w:color w:val="000000" w:themeColor="text1"/>
+        </w:rPr>
+        <w:t xml:space="preserve"> </w:t>
+      </w:r>
+      <w:proofErr w:type="spellStart"/>
+      <w:r>
+        <w:rPr>
+          <w:color w:val="000000" w:themeColor="text1"/>
+        </w:rPr>
+        <w:t>voor</w:t>
+      </w:r>
+      <w:proofErr w:type="spellEnd"/>
+      <w:r>
+        <w:rPr>
+          <w:color w:val="000000" w:themeColor="text1"/>
+        </w:rPr>
+        <w:t xml:space="preserve"> </w:t>
+      </w:r>
+      <w:proofErr w:type="spellStart"/>
+      <w:r>
+        <w:rPr>
+          <w:color w:val="000000" w:themeColor="text1"/>
+        </w:rPr>
+        <w:t>toegepast-natuurwetenschappelijk</w:t>
+      </w:r>
+      <w:proofErr w:type="spellEnd"/>
+      <w:r>
+        <w:rPr>
+          <w:color w:val="000000" w:themeColor="text1"/>
+        </w:rPr>
+        <w:t xml:space="preserve"> </w:t>
+      </w:r>
+      <w:proofErr w:type="spellStart"/>
+      <w:r>
+        <w:rPr>
+          <w:color w:val="000000" w:themeColor="text1"/>
+        </w:rPr>
+        <w:t>onderzoek</w:t>
+      </w:r>
+      <w:proofErr w:type="spellEnd"/>
+      <w:r>
+        <w:rPr>
+          <w:color w:val="000000" w:themeColor="text1"/>
+        </w:rPr>
+        <w:t xml:space="preserve"> (TNO), Swedish Meteorological and Hydrological Institute (SMHI), Finnish Meteorological Institute (FMI), Italian National Agency for New Technologies, Energy and Sustainable Economic Development (ENEA) and Barcelona Supercomputing Center (BSC) (2022): CAMS European air quality forecasts, ENSEMBLE data. Copernicus Atmosphere Monitoring Service (CAMS) Atmosphere Data Store (ADS). </w:t>
+      </w:r>
     </w:p>
     <w:sectPr>
       <w:pgSz w:w="11906" w:h="16838"/>
@@ -3087,7 +3270,6 @@
   <w:style w:type="character" w:default="1" w:styleId="DefaultParagraphFont">
     <w:name w:val="Default Paragraph Font"/>
     <w:uiPriority w:val="1"/>
-    <w:semiHidden/>
     <w:unhideWhenUsed/>
   </w:style>
   <w:style w:type="table" w:default="1" w:styleId="TableNormal">
@@ -3401,6 +3583,29 @@
       <w:spacing w:val="5"/>
     </w:rPr>
   </w:style>
+  <w:style w:type="character" w:styleId="Hyperlink">
+    <w:name w:val="Hyperlink"/>
+    <w:basedOn w:val="DefaultParagraphFont"/>
+    <w:uiPriority w:val="99"/>
+    <w:unhideWhenUsed/>
+    <w:rsid w:val="00741D47"/>
+    <w:rPr>
+      <w:color w:val="467886" w:themeColor="hyperlink"/>
+      <w:u w:val="single"/>
+    </w:rPr>
+  </w:style>
+  <w:style w:type="character" w:styleId="UnresolvedMention">
+    <w:name w:val="Unresolved Mention"/>
+    <w:basedOn w:val="DefaultParagraphFont"/>
+    <w:uiPriority w:val="99"/>
+    <w:semiHidden/>
+    <w:unhideWhenUsed/>
+    <w:rsid w:val="00741D47"/>
+    <w:rPr>
+      <w:color w:val="605E5C"/>
+      <w:shd w:val="clear" w:color="auto" w:fill="E1DFDD"/>
+    </w:rPr>
+  </w:style>
 </w:styles>
 </file>
 
